--- a/dokumentacja_ponutce.docx
+++ b/dokumentacja_ponutce.docx
@@ -21,25 +21,7 @@
           <w:sz w:val="40"/>
           <w:szCs w:val="40"/>
         </w:rPr>
-        <w:t>Opis Projektu: [</w:t>
-      </w:r>
-      <w:r>
-        <w:rPr>
-          <w:b/>
-          <w:bCs/>
-          <w:sz w:val="40"/>
-          <w:szCs w:val="40"/>
-        </w:rPr>
-        <w:t>Po nutce</w:t>
-      </w:r>
-      <w:r>
-        <w:rPr>
-          <w:b/>
-          <w:bCs/>
-          <w:sz w:val="40"/>
-          <w:szCs w:val="40"/>
-        </w:rPr>
-        <w:t xml:space="preserve"> / Quiz Muzyczny]</w:t>
+        <w:t>Opis Projektu: [Po nutce / Quiz Muzyczny]</w:t>
         <w:br/>
       </w:r>
     </w:p>
@@ -82,28 +64,7 @@
           <w:sz w:val="30"/>
           <w:szCs w:val="30"/>
         </w:rPr>
-        <w:t xml:space="preserve">Projekt polega na stworzeniu aplikacji desktopowej (na komputer) w silniku Unity. Jest to quiz muzyczny, w którym zadaniem gracza jest odgadnięcie tytułu piosenki lub jej wykonawcy na podstawie odtworzonego krótkiego fragmentu dźwiękowego. </w:t>
-      </w:r>
-      <w:r>
-        <w:rPr>
-          <w:sz w:val="30"/>
-          <w:szCs w:val="30"/>
-        </w:rPr>
-        <w:t>Po każdej nie</w:t>
-      </w:r>
-      <w:r>
-        <w:rPr>
-          <w:sz w:val="30"/>
-          <w:szCs w:val="30"/>
-        </w:rPr>
-        <w:t>udanej</w:t>
-      </w:r>
-      <w:r>
-        <w:rPr>
-          <w:sz w:val="30"/>
-          <w:szCs w:val="30"/>
-        </w:rPr>
-        <w:t xml:space="preserve"> próbie, jest puszczany dłuższy fragment utworu. </w:t>
+        <w:t xml:space="preserve">Projekt polega na stworzeniu aplikacji desktopowej (na komputer) w silniku Unity. Jest to quiz muzyczny, w którym zadaniem gracza jest odgadnięcie tytułu piosenki lub jej wykonawcy na podstawie odtworzonego krótkiego fragmentu dźwiękowego. Po każdej nieudanej próbie, jest puszczany dłuższy fragment utworu. </w:t>
       </w:r>
     </w:p>
     <w:p>
@@ -627,43 +588,7 @@
           <w:sz w:val="36"/>
           <w:szCs w:val="36"/>
         </w:rPr>
-        <w:t xml:space="preserve">4. </w:t>
-      </w:r>
-      <w:r>
-        <w:rPr>
-          <w:b/>
-          <w:bCs/>
-          <w:sz w:val="36"/>
-          <w:szCs w:val="36"/>
-        </w:rPr>
-        <w:t>K</w:t>
-      </w:r>
-      <w:r>
-        <w:rPr>
-          <w:b/>
-          <w:bCs/>
-          <w:sz w:val="36"/>
-          <w:szCs w:val="36"/>
-        </w:rPr>
-        <w:t>ontrol</w:t>
-      </w:r>
-      <w:r>
-        <w:rPr>
-          <w:b/>
-          <w:bCs/>
-          <w:sz w:val="36"/>
-          <w:szCs w:val="36"/>
-        </w:rPr>
-        <w:t>a</w:t>
-      </w:r>
-      <w:r>
-        <w:rPr>
-          <w:b/>
-          <w:bCs/>
-          <w:sz w:val="36"/>
-          <w:szCs w:val="36"/>
-        </w:rPr>
-        <w:t xml:space="preserve"> wersji (Git &amp; GitHub)</w:t>
+        <w:t>4. Kontrola wersji (Git &amp; GitHub)</w:t>
       </w:r>
     </w:p>
     <w:p>
@@ -732,7 +657,10 @@
         <w:bidi w:val="0"/>
         <w:spacing w:before="0" w:after="140"/>
         <w:jc w:val="start"/>
-        <w:rPr/>
+        <w:rPr>
+          <w:sz w:val="30"/>
+          <w:szCs w:val="30"/>
+        </w:rPr>
       </w:pPr>
       <w:r>
         <w:rPr>
@@ -740,6 +668,97 @@
           <w:szCs w:val="30"/>
         </w:rPr>
         <w:t>Wdrożyliśmy pracę na osobnych gałęziach (branches), co pozwala nam pracować nad różnymi elementami aplikacji bez ryzyka zepsucia głównej wersji kodu.</w:t>
+      </w:r>
+    </w:p>
+    <w:p>
+      <w:pPr>
+        <w:pStyle w:val="BodyText"/>
+        <w:bidi w:val="0"/>
+        <w:spacing w:before="0" w:after="140"/>
+        <w:jc w:val="start"/>
+        <w:rPr>
+          <w:sz w:val="30"/>
+          <w:szCs w:val="30"/>
+        </w:rPr>
+      </w:pPr>
+      <w:r>
+        <w:rPr>
+          <w:sz w:val="30"/>
+          <w:szCs w:val="30"/>
+        </w:rPr>
+      </w:r>
+    </w:p>
+    <w:p>
+      <w:pPr>
+        <w:pStyle w:val="BodyText"/>
+        <w:bidi w:val="0"/>
+        <w:spacing w:before="0" w:after="140"/>
+        <w:jc w:val="start"/>
+        <w:rPr>
+          <w:b/>
+          <w:bCs/>
+          <w:sz w:val="36"/>
+          <w:szCs w:val="36"/>
+        </w:rPr>
+      </w:pPr>
+      <w:r>
+        <w:rPr>
+          <w:b/>
+          <w:bCs/>
+          <w:sz w:val="36"/>
+          <w:szCs w:val="36"/>
+        </w:rPr>
+        <w:t>5. Praca w Unity</w:t>
+      </w:r>
+    </w:p>
+    <w:p>
+      <w:pPr>
+        <w:pStyle w:val="BodyText"/>
+        <w:bidi w:val="0"/>
+        <w:spacing w:before="0" w:after="140"/>
+        <w:jc w:val="start"/>
+        <w:rPr>
+          <w:b w:val="false"/>
+          <w:bCs w:val="false"/>
+          <w:sz w:val="30"/>
+          <w:szCs w:val="30"/>
+        </w:rPr>
+      </w:pPr>
+      <w:r>
+        <w:rPr>
+          <w:b w:val="false"/>
+          <w:bCs w:val="false"/>
+          <w:sz w:val="30"/>
+          <w:szCs w:val="30"/>
+        </w:rPr>
+        <w:t>Wykonane prace w Unity:</w:t>
+      </w:r>
+    </w:p>
+    <w:p>
+      <w:pPr>
+        <w:pStyle w:val="BodyText"/>
+        <w:numPr>
+          <w:ilvl w:val="0"/>
+          <w:numId w:val="4"/>
+        </w:numPr>
+        <w:bidi w:val="0"/>
+        <w:spacing w:before="0" w:after="140"/>
+        <w:jc w:val="start"/>
+        <w:rPr>
+          <w:b w:val="false"/>
+          <w:bCs w:val="false"/>
+          <w:sz w:val="30"/>
+          <w:szCs w:val="30"/>
+        </w:rPr>
+      </w:pPr>
+      <w:r>
+        <w:rPr>
+          <w:b w:val="false"/>
+          <w:bCs w:val="false"/>
+          <w:sz w:val="30"/>
+          <w:szCs w:val="30"/>
+        </w:rPr>
+        <w:t>Dodanie systemu wpisywania nazwy piosenki oraz weryfikowania odpowiedzi.</w:t>
       </w:r>
     </w:p>
     <w:sectPr>
@@ -749,6 +768,7 @@
       <w:pgNumType w:fmt="decimal"/>
       <w:formProt w:val="false"/>
       <w:textDirection w:val="lrTb"/>
+      <w:docGrid w:type="default" w:linePitch="100" w:charSpace="0"/>
     </w:sectPr>
   </w:body>
 </w:document>
@@ -1168,6 +1188,143 @@
     </w:lvl>
   </w:abstractNum>
   <w:abstractNum w:abstractNumId="4">
+    <w:lvl w:ilvl="0">
+      <w:start w:val="1"/>
+      <w:numFmt w:val="bullet"/>
+      <w:lvlText w:val=""/>
+      <w:lvlJc w:val="start"/>
+      <w:pPr>
+        <w:tabs>
+          <w:tab w:val="num" w:pos="720"/>
+        </w:tabs>
+        <w:ind w:start="720" w:hanging="360"/>
+      </w:pPr>
+      <w:rPr>
+        <w:rFonts w:ascii="Symbol" w:hAnsi="Symbol" w:cs="Symbol" w:hint="default"/>
+      </w:rPr>
+    </w:lvl>
+    <w:lvl w:ilvl="1">
+      <w:start w:val="1"/>
+      <w:numFmt w:val="bullet"/>
+      <w:lvlText w:val="◦"/>
+      <w:lvlJc w:val="start"/>
+      <w:pPr>
+        <w:tabs>
+          <w:tab w:val="num" w:pos="1080"/>
+        </w:tabs>
+        <w:ind w:start="1080" w:hanging="360"/>
+      </w:pPr>
+      <w:rPr>
+        <w:rFonts w:ascii="OpenSymbol" w:hAnsi="OpenSymbol" w:cs="OpenSymbol" w:hint="default"/>
+      </w:rPr>
+    </w:lvl>
+    <w:lvl w:ilvl="2">
+      <w:start w:val="1"/>
+      <w:numFmt w:val="bullet"/>
+      <w:lvlText w:val="▪"/>
+      <w:lvlJc w:val="start"/>
+      <w:pPr>
+        <w:tabs>
+          <w:tab w:val="num" w:pos="1440"/>
+        </w:tabs>
+        <w:ind w:start="1440" w:hanging="360"/>
+      </w:pPr>
+      <w:rPr>
+        <w:rFonts w:ascii="OpenSymbol" w:hAnsi="OpenSymbol" w:cs="OpenSymbol" w:hint="default"/>
+      </w:rPr>
+    </w:lvl>
+    <w:lvl w:ilvl="3">
+      <w:start w:val="1"/>
+      <w:numFmt w:val="bullet"/>
+      <w:lvlText w:val=""/>
+      <w:lvlJc w:val="start"/>
+      <w:pPr>
+        <w:tabs>
+          <w:tab w:val="num" w:pos="1800"/>
+        </w:tabs>
+        <w:ind w:start="1800" w:hanging="360"/>
+      </w:pPr>
+      <w:rPr>
+        <w:rFonts w:ascii="Symbol" w:hAnsi="Symbol" w:cs="Symbol" w:hint="default"/>
+      </w:rPr>
+    </w:lvl>
+    <w:lvl w:ilvl="4">
+      <w:start w:val="1"/>
+      <w:numFmt w:val="bullet"/>
+      <w:lvlText w:val="◦"/>
+      <w:lvlJc w:val="start"/>
+      <w:pPr>
+        <w:tabs>
+          <w:tab w:val="num" w:pos="2160"/>
+        </w:tabs>
+        <w:ind w:start="2160" w:hanging="360"/>
+      </w:pPr>
+      <w:rPr>
+        <w:rFonts w:ascii="OpenSymbol" w:hAnsi="OpenSymbol" w:cs="OpenSymbol" w:hint="default"/>
+      </w:rPr>
+    </w:lvl>
+    <w:lvl w:ilvl="5">
+      <w:start w:val="1"/>
+      <w:numFmt w:val="bullet"/>
+      <w:lvlText w:val="▪"/>
+      <w:lvlJc w:val="start"/>
+      <w:pPr>
+        <w:tabs>
+          <w:tab w:val="num" w:pos="2520"/>
+        </w:tabs>
+        <w:ind w:start="2520" w:hanging="360"/>
+      </w:pPr>
+      <w:rPr>
+        <w:rFonts w:ascii="OpenSymbol" w:hAnsi="OpenSymbol" w:cs="OpenSymbol" w:hint="default"/>
+      </w:rPr>
+    </w:lvl>
+    <w:lvl w:ilvl="6">
+      <w:start w:val="1"/>
+      <w:numFmt w:val="bullet"/>
+      <w:lvlText w:val=""/>
+      <w:lvlJc w:val="start"/>
+      <w:pPr>
+        <w:tabs>
+          <w:tab w:val="num" w:pos="2880"/>
+        </w:tabs>
+        <w:ind w:start="2880" w:hanging="360"/>
+      </w:pPr>
+      <w:rPr>
+        <w:rFonts w:ascii="Symbol" w:hAnsi="Symbol" w:cs="Symbol" w:hint="default"/>
+      </w:rPr>
+    </w:lvl>
+    <w:lvl w:ilvl="7">
+      <w:start w:val="1"/>
+      <w:numFmt w:val="bullet"/>
+      <w:lvlText w:val="◦"/>
+      <w:lvlJc w:val="start"/>
+      <w:pPr>
+        <w:tabs>
+          <w:tab w:val="num" w:pos="3240"/>
+        </w:tabs>
+        <w:ind w:start="3240" w:hanging="360"/>
+      </w:pPr>
+      <w:rPr>
+        <w:rFonts w:ascii="OpenSymbol" w:hAnsi="OpenSymbol" w:cs="OpenSymbol" w:hint="default"/>
+      </w:rPr>
+    </w:lvl>
+    <w:lvl w:ilvl="8">
+      <w:start w:val="1"/>
+      <w:numFmt w:val="bullet"/>
+      <w:lvlText w:val="▪"/>
+      <w:lvlJc w:val="start"/>
+      <w:pPr>
+        <w:tabs>
+          <w:tab w:val="num" w:pos="3600"/>
+        </w:tabs>
+        <w:ind w:start="3600" w:hanging="360"/>
+      </w:pPr>
+      <w:rPr>
+        <w:rFonts w:ascii="OpenSymbol" w:hAnsi="OpenSymbol" w:cs="OpenSymbol" w:hint="default"/>
+      </w:rPr>
+    </w:lvl>
+  </w:abstractNum>
+  <w:abstractNum w:abstractNumId="5">
     <w:lvl w:ilvl="0">
       <w:start w:val="1"/>
       <w:numFmt w:val="none"/>
@@ -1298,6 +1455,9 @@
   <w:num w:numId="4">
     <w:abstractNumId w:val="4"/>
   </w:num>
+  <w:num w:numId="5">
+    <w:abstractNumId w:val="5"/>
+  </w:num>
 </w:numbering>
 </file>
 
@@ -1315,7 +1475,6 @@
     </w:rPrDefault>
     <w:pPrDefault>
       <w:pPr>
-        <w:widowControl/>
         <w:suppressAutoHyphens w:val="true"/>
       </w:pPr>
     </w:pPrDefault>
@@ -1325,7 +1484,10 @@
     <w:qFormat/>
     <w:pPr>
       <w:widowControl/>
+      <w:suppressAutoHyphens w:val="true"/>
       <w:bidi w:val="0"/>
+      <w:spacing w:before="0" w:after="0"/>
+      <w:jc w:val="start"/>
     </w:pPr>
     <w:rPr>
       <w:rFonts w:ascii="Liberation Serif" w:hAnsi="Liberation Serif" w:eastAsia="NSimSun" w:cs="Arial"/>
@@ -1336,18 +1498,25 @@
       <w:lang w:val="pl-PL" w:eastAsia="zh-CN" w:bidi="hi-IN"/>
     </w:rPr>
   </w:style>
+  <w:style w:type="character" w:styleId="Znakiwypunktowaniauser">
+    <w:name w:val="Znaki wypunktowania (user)"/>
+    <w:qFormat/>
+    <w:rPr>
+      <w:rFonts w:ascii="OpenSymbol" w:hAnsi="OpenSymbol" w:eastAsia="OpenSymbol" w:cs="OpenSymbol"/>
+    </w:rPr>
+  </w:style>
+  <w:style w:type="character" w:styleId="Tekstrdowyuser">
+    <w:name w:val="Tekst źródłowy (user)"/>
+    <w:qFormat/>
+    <w:rPr>
+      <w:rFonts w:ascii="Liberation Mono" w:hAnsi="Liberation Mono" w:eastAsia="NSimSun" w:cs="Liberation Mono"/>
+    </w:rPr>
+  </w:style>
   <w:style w:type="character" w:styleId="Znakiwypunktowania">
     <w:name w:val="Znaki wypunktowania"/>
     <w:qFormat/>
     <w:rPr>
       <w:rFonts w:ascii="OpenSymbol" w:hAnsi="OpenSymbol" w:eastAsia="OpenSymbol" w:cs="OpenSymbol"/>
-    </w:rPr>
-  </w:style>
-  <w:style w:type="character" w:styleId="Tekstrdowy">
-    <w:name w:val="Tekst źródłowy"/>
-    <w:qFormat/>
-    <w:rPr>
-      <w:rFonts w:ascii="Liberation Mono" w:hAnsi="Liberation Mono" w:eastAsia="NSimSun" w:cs="Liberation Mono"/>
     </w:rPr>
   </w:style>
   <w:style w:type="paragraph" w:styleId="Nagwek">
@@ -1399,6 +1568,32 @@
   </w:style>
   <w:style w:type="paragraph" w:styleId="Indeks">
     <w:name w:val="Indeks"/>
+    <w:basedOn w:val="Normal"/>
+    <w:qFormat/>
+    <w:pPr>
+      <w:suppressLineNumbers/>
+    </w:pPr>
+    <w:rPr>
+      <w:rFonts w:cs="Arial"/>
+    </w:rPr>
+  </w:style>
+  <w:style w:type="paragraph" w:styleId="Nagwekuser">
+    <w:name w:val="Nagłówek (user)"/>
+    <w:basedOn w:val="Normal"/>
+    <w:next w:val="BodyText"/>
+    <w:qFormat/>
+    <w:pPr>
+      <w:keepNext w:val="true"/>
+      <w:spacing w:before="240" w:after="120"/>
+    </w:pPr>
+    <w:rPr>
+      <w:rFonts w:ascii="Liberation Sans" w:hAnsi="Liberation Sans" w:eastAsia="Microsoft YaHei" w:cs="Arial"/>
+      <w:sz w:val="28"/>
+      <w:szCs w:val="28"/>
+    </w:rPr>
+  </w:style>
+  <w:style w:type="paragraph" w:styleId="Indeksuser">
+    <w:name w:val="Indeks (user)"/>
     <w:basedOn w:val="Normal"/>
     <w:qFormat/>
     <w:pPr>
